--- a/Интервью и требования - pulse!.docx
+++ b/Интервью и требования - pulse!.docx
@@ -585,7 +585,7 @@
           </w:tcPr>
           <w:p>
             <w:r>
-              <w:t>REQ-08 / граница проекта</w:t>
+              <w:t>REQ-08 / функциональное</w:t>
             </w:r>
           </w:p>
         </w:tc>
@@ -596,7 +596,7 @@
           </w:tcPr>
           <w:p>
             <w:r>
-              <w:t>Платная подписка и прием платежей не входят в текущий MVP; решение о запуске принимается после пилота.</w:t>
+              <w:t>Для владельца платной подписки сервис показывает расширенный отчет по навыкам игрока. В текущий MVP эта функция не входит.</w:t>
             </w:r>
           </w:p>
         </w:tc>
@@ -607,7 +607,7 @@
           </w:tcPr>
           <w:p>
             <w:r>
-              <w:t>Коммерческая гипотеза инициатора.</w:t>
+              <w:t>Коммерческая гипотеза инициатора; спрос и состав отчета проверить после пилота.</w:t>
             </w:r>
           </w:p>
         </w:tc>
@@ -629,7 +629,7 @@
           </w:tcPr>
           <w:p>
             <w:r>
-              <w:t>В демонстрационном сценарии нет оплаты; идея вынесена в план после пилота.</w:t>
+              <w:t>Сейчас проверка границы: в MVP нет оплаты и платного отчета. После решения о запуске: тест с обычным и платным аккаунтами.</w:t>
             </w:r>
           </w:p>
         </w:tc>
